--- a/flow/20230914_vu_template/drafts/2024-03-g/20-СР-Хрестопоклонна.docx
+++ b/flow/20230914_vu_template/drafts/2024-03-g/20-СР-Хрестопоклонна.docx
@@ -3358,33 +3358,23 @@
     </w:p>
     <w:p>
       <w:pPr>
-        <w:spacing w:after="120" w:lineRule="auto"/>
-        <w:jc w:val="both"/>
-        <w:rPr>
-          <w:rFonts w:ascii="Times New Roman" w:cs="Times New Roman" w:eastAsia="Times New Roman" w:hAnsi="Times New Roman"/>
-          <w:sz w:val="24"/>
-          <w:szCs w:val="24"/>
-        </w:rPr>
-      </w:pPr>
-      <w:r>
-        <w:rPr>
-          <w:rFonts w:ascii="Times New Roman" w:cs="Times New Roman" w:eastAsia="Times New Roman" w:hAnsi="Times New Roman"/>
-          <w:i w:val="1"/>
-          <w:color w:val="ff0000"/>
-          <w:sz w:val="24"/>
-          <w:szCs w:val="24"/>
-          <w:rtl w:val="0"/>
-        </w:rPr>
-        <w:t xml:space="preserve">(г. 6, подібний: Третього дня):</w:t>
-      </w:r>
-      <w:r>
-        <w:rPr>
-          <w:rFonts w:ascii="Times New Roman" w:cs="Times New Roman" w:eastAsia="Times New Roman" w:hAnsi="Times New Roman"/>
-          <w:sz w:val="24"/>
-          <w:szCs w:val="24"/>
-          <w:rtl w:val="0"/>
-        </w:rPr>
-        <w:t xml:space="preserve"> Подвиги мудрого посника* і терпіння Христового воїна* належно прославляючи, закличмо вірні до Господа:* Молитвами його, Христе Боже,* вирятуй нас від усякої біди!</w:t>
+        <w:pStyle w:val="Normal"/>
+      </w:pPr>
+      <w:r>
+        <w:rPr>
+          <w:rFonts w:ascii="Times New Roman" w:hAnsi="Times New Roman"/>
+          <w:i/>
+          <w:color w:val="FF0000"/>
+          <w:sz w:val="24"/>
+        </w:rPr>
+        <w:t>(г. 4, подібний: Як хороброго):</w:t>
+      </w:r>
+      <w:r>
+        <w:rPr>
+          <w:rFonts w:ascii="Times New Roman" w:hAnsi="Times New Roman"/>
+          <w:sz w:val="24"/>
+        </w:rPr>
+        <w:t xml:space="preserve"> З усіх жадань крайнє* до кінця возлюбивши, Преподобні,* ви житейські всі красоти до сміття прирівняли,* і чуваннями і моліннями,* в холоді і в гарячизні* надбали єдине, що зостанеться назавжди;* спільножителями бувши,* співгромадянами ангелів* явилися ви по благодаті.</w:t>
       </w:r>
     </w:p>
     <w:p>
@@ -3462,42 +3452,14 @@
     </w:p>
     <w:p>
       <w:pPr>
-        <w:spacing w:after="120" w:lineRule="auto"/>
-        <w:jc w:val="both"/>
-        <w:rPr>
-          <w:rFonts w:ascii="Times New Roman" w:cs="Times New Roman" w:eastAsia="Times New Roman" w:hAnsi="Times New Roman"/>
-          <w:sz w:val="24"/>
-          <w:szCs w:val="24"/>
-        </w:rPr>
-      </w:pPr>
-      <w:r>
-        <w:rPr>
-          <w:rFonts w:ascii="Times New Roman" w:cs="Times New Roman" w:eastAsia="Times New Roman" w:hAnsi="Times New Roman"/>
-          <w:sz w:val="24"/>
-          <w:szCs w:val="24"/>
-          <w:rtl w:val="0"/>
-        </w:rPr>
-        <w:t xml:space="preserve">Тобі, прехоробрий, Бог дав великий мир,* після того як пройшов ти бурю негод, преподобний отче </w:t>
-      </w:r>
-      <w:r>
-        <w:rPr>
-          <w:rFonts w:ascii="Times New Roman" w:cs="Times New Roman" w:eastAsia="Times New Roman" w:hAnsi="Times New Roman"/>
-          <w:i w:val="1"/>
-          <w:color w:val="ff0000"/>
-          <w:sz w:val="24"/>
-          <w:szCs w:val="24"/>
-          <w:rtl w:val="0"/>
-        </w:rPr>
-        <w:t xml:space="preserve">Ніконе</w:t>
-      </w:r>
-      <w:r>
-        <w:rPr>
-          <w:rFonts w:ascii="Times New Roman" w:cs="Times New Roman" w:eastAsia="Times New Roman" w:hAnsi="Times New Roman"/>
-          <w:sz w:val="24"/>
-          <w:szCs w:val="24"/>
-          <w:rtl w:val="0"/>
-        </w:rPr>
-        <w:t xml:space="preserve">,* непереможний воїне і заступнику душ наших.</w:t>
+        <w:pStyle w:val="Normal"/>
+      </w:pPr>
+      <w:r>
+        <w:rPr>
+          <w:rFonts w:ascii="Times New Roman" w:hAnsi="Times New Roman"/>
+          <w:sz w:val="24"/>
+        </w:rPr>
+        <w:t>І під палиць ударами,* і під градом каміння,* і під зброї посіченням* однодумности не розірвали ви, Мученики,* зв’язані любов’ю і бажанням братським;* але, разом умертвлювані* і на члени розрубувані, Страстотерпці,* на трапезі положились ви Божественній,* як жертви непорочні.</w:t>
       </w:r>
     </w:p>
     <w:p>
@@ -3545,22 +3507,14 @@
     </w:p>
     <w:p>
       <w:pPr>
-        <w:spacing w:after="120" w:lineRule="auto"/>
-        <w:jc w:val="both"/>
-        <w:rPr>
-          <w:rFonts w:ascii="Times New Roman" w:cs="Times New Roman" w:eastAsia="Times New Roman" w:hAnsi="Times New Roman"/>
-          <w:sz w:val="24"/>
-          <w:szCs w:val="24"/>
-        </w:rPr>
-      </w:pPr>
-      <w:r>
-        <w:rPr>
-          <w:rFonts w:ascii="Times New Roman" w:cs="Times New Roman" w:eastAsia="Times New Roman" w:hAnsi="Times New Roman"/>
-          <w:sz w:val="24"/>
-          <w:szCs w:val="24"/>
-          <w:rtl w:val="0"/>
-        </w:rPr>
-        <w:t xml:space="preserve">Ти постраждав як слід, мудрий мученику, і став премудрим у Бога,* немов та храмина,* і появився ти, Богоносний, Творцеві всього,* як церковний світич і преподобних окраса.</w:t>
+        <w:pStyle w:val="Normal"/>
+      </w:pPr>
+      <w:r>
+        <w:rPr>
+          <w:rFonts w:ascii="Times New Roman" w:hAnsi="Times New Roman"/>
+          <w:sz w:val="24"/>
+        </w:rPr>
+        <w:t>І задушенням стягувані,* і вогнем випалювані,* душі віддали ви, як жертви непорочні,* Мученики славні,* в руки Всецаря,* і з’єдналися з ликами Безплотних Сил,* віковічну успадкувавши славу.* Моліться, щоб її причастилися і ми,* що вас безнастанно восхваляємо.</w:t>
       </w:r>
     </w:p>
     <w:p>
